--- a/Notizen/Rahmenbedingungen.docx
+++ b/Notizen/Rahmenbedingungen.docx
@@ -63,6 +63,11 @@
       </w:r>
     </w:p>
     <w:p>
+      <w:pPr>
+        <w:ind w:left="720"/>
+      </w:pPr>
+    </w:p>
+    <w:p>
       <w:r>
         <w:rPr>
           <w:b/>
@@ -103,6 +108,11 @@
       </w:r>
     </w:p>
     <w:p>
+      <w:pPr>
+        <w:ind w:left="720"/>
+      </w:pPr>
+    </w:p>
+    <w:p>
       <w:r>
         <w:rPr>
           <w:b/>
@@ -178,6 +188,11 @@
       </w:r>
     </w:p>
     <w:p>
+      <w:pPr>
+        <w:ind w:left="1440"/>
+      </w:pPr>
+    </w:p>
+    <w:p>
       <w:r>
         <w:rPr>
           <w:b/>
@@ -227,6 +242,11 @@
       </w:r>
     </w:p>
     <w:p>
+      <w:pPr>
+        <w:ind w:left="720"/>
+      </w:pPr>
+    </w:p>
+    <w:p>
       <w:r>
         <w:rPr>
           <w:b/>
@@ -254,8 +274,14 @@
         </w:numPr>
       </w:pPr>
       <w:r>
+        <w:lastRenderedPageBreak/>
         <w:t>Diskussion: Wo funktioniert ZT besser? Wo sind Grenzen?</w:t>
       </w:r>
+    </w:p>
+    <w:p>
+      <w:pPr>
+        <w:ind w:left="720"/>
+      </w:pPr>
     </w:p>
     <w:p>
       <w:r>
@@ -289,12 +315,16 @@
       </w:r>
     </w:p>
     <w:p>
+      <w:pPr>
+        <w:ind w:left="720"/>
+      </w:pPr>
+    </w:p>
+    <w:p>
       <w:r>
         <w:rPr>
           <w:b/>
           <w:bCs/>
         </w:rPr>
-        <w:lastRenderedPageBreak/>
         <w:t>Kritische Reflexion</w:t>
       </w:r>
     </w:p>
@@ -2014,6 +2044,7 @@
   <w:style w:type="character" w:default="1" w:styleId="Absatz-Standardschriftart">
     <w:name w:val="Default Paragraph Font"/>
     <w:uiPriority w:val="1"/>
+    <w:semiHidden/>
     <w:unhideWhenUsed/>
   </w:style>
   <w:style w:type="table" w:default="1" w:styleId="NormaleTabelle">
